--- a/docs/konferenca/UBT2026_teksti_qe_flas_9min.docx
+++ b/docs/konferenca/UBT2026_teksti_qe_flas_9min.docx
@@ -8,7 +8,7 @@
           <w:color w:val="4C5560"/>
           <w:sz w:val="20"/>
         </w:rPr>
-        <w:t>UBT 2026 · 9-minute version · about 9:55 at a calm pace</w:t>
+        <w:t>UBT 2026 · 9-minute version · about 11:24 at a calm pace</w:t>
       </w:r>
     </w:p>
     <w:p>
@@ -58,7 +58,7 @@
         <w:rPr>
           <w:sz w:val="28"/>
         </w:rPr>
-        <w:t>In the next minutes I will show three things: how a tool can find design problems in Java code, how accurate it is, and whether it can also fix them.</w:t>
+        <w:t>Today I want to show you three things: how a tool can find design problems in Java code, how accurate it is, and whether it can also fix them.</w:t>
       </w:r>
     </w:p>
     <w:p>
@@ -84,7 +84,19 @@
         <w:rPr>
           <w:sz w:val="28"/>
         </w:rPr>
-        <w:t>Every developer knows the class that nobody wants to touch.</w:t>
+        <w:t>Let me start with a problem that every developer knows.</w:t>
+      </w:r>
+    </w:p>
+    <w:p>
+      <w:pPr>
+        <w:keepNext/>
+        <w:spacing w:after="100"/>
+      </w:pPr>
+      <w:r>
+        <w:rPr>
+          <w:sz w:val="28"/>
+        </w:rPr>
+        <w:t>There is always one class that nobody wants to touch.</w:t>
       </w:r>
     </w:p>
     <w:p>
@@ -120,7 +132,7 @@
         <w:rPr>
           <w:sz w:val="28"/>
         </w:rPr>
-        <w:t>They are not bugs. They make the code expensive to change.</w:t>
+        <w:t>They are not bugs. They just make the code expensive to change.</w:t>
       </w:r>
     </w:p>
     <w:p>
@@ -132,7 +144,7 @@
         <w:rPr>
           <w:sz w:val="28"/>
         </w:rPr>
-        <w:t>Most tools use fixed numbers: if a method has more than 30 lines, it is a Long Method.</w:t>
+        <w:t>Most tools find them with fixed numbers. For example: if a method has more than 30 lines, it is a Long Method.</w:t>
       </w:r>
     </w:p>
     <w:p>
@@ -144,7 +156,7 @@
         <w:rPr>
           <w:sz w:val="28"/>
         </w:rPr>
-        <w:t>But these numbers come from other projects, and the tools do not fix anything.</w:t>
+        <w:t>But these numbers come from other projects, and the tools only point at the problem. They do not fix it.</w:t>
       </w:r>
     </w:p>
     <w:p>
@@ -218,7 +230,7 @@
         <w:rPr>
           <w:sz w:val="28"/>
         </w:rPr>
-        <w:t>What is new, compared with earlier studies? Three things.</w:t>
+        <w:t>Other researchers have worked on these questions before. So what is new in my work? Three things.</w:t>
       </w:r>
     </w:p>
     <w:p>
@@ -230,7 +242,7 @@
         <w:rPr>
           <w:sz w:val="28"/>
         </w:rPr>
-        <w:t>First, I measure the published rules against professional developers, instead of taking them as correct.</w:t>
+        <w:t>First, earlier studies take the published rules as correct. I measure them against professional developers.</w:t>
       </w:r>
     </w:p>
     <w:p>
@@ -242,7 +254,7 @@
         <w:rPr>
           <w:sz w:val="28"/>
         </w:rPr>
-        <w:t>Second, rules and machine learning are compared on the same samples, with the same score and a split by project.</w:t>
+        <w:t>Second, I compare rules and machine learning in a fair way: on the same samples, with the same score, and with a split by project.</w:t>
       </w:r>
     </w:p>
     <w:p>
@@ -254,7 +266,7 @@
         <w:rPr>
           <w:sz w:val="28"/>
         </w:rPr>
-        <w:t>Third, one tool finds a smell, fixes it, checks it with the compiler, and measures it again.</w:t>
+        <w:t>Third, earlier tools only suggest a fix. Mine finds a smell, fixes it, checks it with the compiler, and measures it again.</w:t>
       </w:r>
     </w:p>
     <w:p>
@@ -280,7 +292,7 @@
         <w:rPr>
           <w:sz w:val="28"/>
         </w:rPr>
-        <w:t>In this study I look at four smells.</w:t>
+        <w:t>Before the results, let me show you the four smells I studied.</w:t>
       </w:r>
     </w:p>
     <w:p>
@@ -304,7 +316,7 @@
         <w:rPr>
           <w:sz w:val="28"/>
         </w:rPr>
-        <w:t>A Data Class only holds data and does almost nothing with it.</w:t>
+        <w:t>A Data Class only holds data, and does almost nothing with it.</w:t>
       </w:r>
     </w:p>
     <w:p>
@@ -354,7 +366,7 @@
         <w:rPr>
           <w:sz w:val="28"/>
         </w:rPr>
-        <w:t>To answer the three questions, I built a tool called JavaSmell.</w:t>
+        <w:t>To find these smells, and to fix them, I built a tool called JavaSmell.</w:t>
       </w:r>
     </w:p>
     <w:p>
@@ -366,7 +378,19 @@
         <w:rPr>
           <w:sz w:val="28"/>
         </w:rPr>
-        <w:t>It reads Java code and measures 26 numbers for every class and method, like the number of lines or how complex the code is.</w:t>
+        <w:t>First, it reads the Java code and measures 26 numbers for every class and method, like the number of lines, or how complex the code is.</w:t>
+      </w:r>
+    </w:p>
+    <w:p>
+      <w:pPr>
+        <w:keepNext/>
+        <w:spacing w:after="100"/>
+      </w:pPr>
+      <w:r>
+        <w:rPr>
+          <w:sz w:val="28"/>
+        </w:rPr>
+        <w:t>Then it uses these numbers in three ways.</w:t>
       </w:r>
     </w:p>
     <w:p>
@@ -402,7 +426,7 @@
         <w:rPr>
           <w:sz w:val="28"/>
         </w:rPr>
-        <w:t>Part C fixes the code, but only when it can prove that the change is safe.</w:t>
+        <w:t>And Part C fixes the code, but only when it can prove that the change is safe.</w:t>
       </w:r>
     </w:p>
     <w:p>
@@ -414,7 +438,7 @@
         <w:rPr>
           <w:sz w:val="28"/>
         </w:rPr>
-        <w:t>Every finding also says why, for example: this method has 53 lines, and the limit is 30.</w:t>
+        <w:t>Every finding also says why. For example: this method has 53 lines, and the limit is 30.</w:t>
       </w:r>
     </w:p>
     <w:p>
@@ -426,7 +450,7 @@
         <w:rPr>
           <w:sz w:val="28"/>
         </w:rPr>
-        <w:t>On the right you see the web interface, in plain Albanian, for people who are not experts.</w:t>
+        <w:t>On the right you see the web interface. It explains everything in plain Albanian, so you do not need to be an expert.</w:t>
       </w:r>
     </w:p>
     <w:p>
@@ -452,7 +476,7 @@
         <w:rPr>
           <w:sz w:val="28"/>
         </w:rPr>
-        <w:t>To test the tool fairly, I need answers from real people.</w:t>
+        <w:t>But a tool is only useful if its answers are right. To check that, I need answers from real people.</w:t>
       </w:r>
     </w:p>
     <w:p>
@@ -464,7 +488,7 @@
         <w:rPr>
           <w:sz w:val="28"/>
         </w:rPr>
-        <w:t>I used MLCQ, a public dataset where professional developers judged real Java code.</w:t>
+        <w:t>So I used MLCQ, a public dataset where professional developers judged real Java code.</w:t>
       </w:r>
     </w:p>
     <w:p>
@@ -476,7 +500,7 @@
         <w:rPr>
           <w:sz w:val="28"/>
         </w:rPr>
-        <w:t>In total I have 9,046 pieces of code from 512 open-source projects.</w:t>
+        <w:t>In total, I have 9,046 pieces of code from 512 open-source projects.</w:t>
       </w:r>
     </w:p>
     <w:p>
@@ -488,7 +512,7 @@
         <w:rPr>
           <w:sz w:val="28"/>
         </w:rPr>
-        <w:t>A model is never tested on a project it has already seen: it learns from four groups of projects and is tested on the fifth.</w:t>
+        <w:t>And the test is fair: a model is never tested on a project it has already seen. It learns from four groups of projects, and it is tested on the fifth.</w:t>
       </w:r>
     </w:p>
     <w:p>
@@ -500,7 +524,7 @@
         <w:rPr>
           <w:sz w:val="28"/>
         </w:rPr>
-        <w:t>Code from the same project looks very similar, so testing on a project it has seen would be like an exam where you already know the answers.</w:t>
+        <w:t>This matters, because code from the same project looks very similar. Testing on a project it has seen would be like an exam where you already know the answers.</w:t>
       </w:r>
     </w:p>
     <w:p>
@@ -512,7 +536,7 @@
         <w:rPr>
           <w:sz w:val="28"/>
         </w:rPr>
-        <w:t>To score the results I use MCC, not simple accuracy.</w:t>
+        <w:t>To score the results, I use MCC, not simple accuracy. Here is why.</w:t>
       </w:r>
     </w:p>
     <w:p>
@@ -550,7 +574,7 @@
         <w:rPr>
           <w:sz w:val="28"/>
         </w:rPr>
-        <w:t>Here are the main results.</w:t>
+        <w:t>So, how good are the rules, and can machine learning do better? Here are the main results.</w:t>
       </w:r>
     </w:p>
     <w:p>
@@ -574,7 +598,7 @@
         <w:rPr>
           <w:sz w:val="28"/>
         </w:rPr>
-        <w:t>Higher is better: zero means guessing, one means perfect.</w:t>
+        <w:t>Higher is better: zero means guessing, and one means perfect.</w:t>
       </w:r>
     </w:p>
     <w:p>
@@ -586,7 +610,7 @@
         <w:rPr>
           <w:sz w:val="28"/>
         </w:rPr>
-        <w:t>The rules are usually right when they raise an alarm, but out of every 100 real smells, they find only 17 to 47.</w:t>
+        <w:t>The rules are usually right when they raise an alarm. But out of every 100 real smells, they find only 17 to 47.</w:t>
       </w:r>
     </w:p>
     <w:p>
@@ -672,7 +696,7 @@
         <w:rPr>
           <w:sz w:val="28"/>
         </w:rPr>
-        <w:t>Why is Feature Envy so hard?</w:t>
+        <w:t>You may ask: why is Feature Envy so hard, even for machine learning?</w:t>
       </w:r>
     </w:p>
     <w:p>
@@ -684,7 +708,7 @@
         <w:rPr>
           <w:sz w:val="28"/>
         </w:rPr>
-        <w:t>I looked at code that two developers judged, and checked how often they agree.</w:t>
+        <w:t>To find out, I looked at code that two developers judged, and checked how often they agree.</w:t>
       </w:r>
     </w:p>
     <w:p>
@@ -770,7 +794,7 @@
         <w:rPr>
           <w:sz w:val="28"/>
         </w:rPr>
-        <w:t>Now the third question: can we fix smells automatically?</w:t>
+        <w:t>So much for finding smells. Now the third question: once we find a smell, can the tool fix it?</w:t>
       </w:r>
     </w:p>
     <w:p>
@@ -782,7 +806,7 @@
         <w:rPr>
           <w:sz w:val="28"/>
         </w:rPr>
-        <w:t>The tool knows three fixes: split a long method, turn a big if into an early exit, and group many parameters into one object.</w:t>
+        <w:t>The tool knows three fixes: it can split a long method, turn a big if into an early exit, or group many parameters into one object.</w:t>
       </w:r>
     </w:p>
     <w:p>
@@ -818,7 +842,7 @@
         <w:rPr>
           <w:sz w:val="28"/>
         </w:rPr>
-        <w:t>It refused 12,252, because it could not prove the change was safe, and it always says why.</w:t>
+        <w:t>It refused 12,252, because it could not prove that the change was safe. And it always says why.</w:t>
       </w:r>
     </w:p>
     <w:p>
@@ -830,7 +854,7 @@
         <w:rPr>
           <w:sz w:val="28"/>
         </w:rPr>
-        <w:t>The other 16 could not be found again in the file.</w:t>
+        <w:t>The last 16 could not be found again in the file. Together, that makes 15,800.</w:t>
       </w:r>
     </w:p>
     <w:p>
@@ -842,7 +866,7 @@
         <w:rPr>
           <w:sz w:val="28"/>
         </w:rPr>
-        <w:t>For me, a refusal is a good result, not a failure.</w:t>
+        <w:t>For me, a refusal is a good result, not a failure. It is better to refuse than to break someone's code.</w:t>
       </w:r>
     </w:p>
     <w:p>
@@ -880,7 +904,7 @@
         <w:rPr>
           <w:sz w:val="28"/>
         </w:rPr>
-        <w:t>How do I know a rewrite is correct? I check it in steps.</w:t>
+        <w:t>But a rewrite is only useful if it is correct. So how do I check that? Step by step.</w:t>
       </w:r>
     </w:p>
     <w:p>
@@ -892,7 +916,7 @@
         <w:rPr>
           <w:sz w:val="28"/>
         </w:rPr>
-        <w:t>Before the change, the tool must prove its conditions on the syntax tree, or it refuses.</w:t>
+        <w:t>First, before the change, the tool must prove its conditions on the syntax tree. If it cannot, it refuses.</w:t>
       </w:r>
     </w:p>
     <w:p>
@@ -904,7 +928,7 @@
         <w:rPr>
           <w:sz w:val="28"/>
         </w:rPr>
-        <w:t>After the change, the compiler checks the file: 98 percent pass, and the 58 that fail are never written.</w:t>
+        <w:t>Second, after the change, the compiler checks the file. 98 percent pass, and the 58 that fail are never written.</w:t>
       </w:r>
     </w:p>
     <w:p>
@@ -916,7 +940,7 @@
         <w:rPr>
           <w:sz w:val="28"/>
         </w:rPr>
-        <w:t>Then the smell is measured again: it is gone after 65 percent of the rewrites.</w:t>
+        <w:t>Third, the smell is measured again. It is gone after 65 percent of the rewrites.</w:t>
       </w:r>
     </w:p>
     <w:p>
@@ -928,7 +952,7 @@
         <w:rPr>
           <w:sz w:val="28"/>
         </w:rPr>
-        <w:t>On a sample of 201 rewrites, I also compiled the whole project: 66 compiled fully, and 2 had an error that the single file had hidden.</w:t>
+        <w:t>I also took a sample of 201 rewrites and compiled the whole project: 66 compiled fully, and 2 had an error that the single file had hidden.</w:t>
       </w:r>
     </w:p>
     <w:p>
@@ -940,7 +964,7 @@
         <w:rPr>
           <w:sz w:val="28"/>
         </w:rPr>
-        <w:t>Finally, I read 60 rewrites by hand: about 63 percent were acceptable, and one changed the behavior.</w:t>
+        <w:t>Finally, I read 60 rewrites by hand. About 63 percent were acceptable, and one changed the behavior.</w:t>
       </w:r>
     </w:p>
     <w:p>
@@ -978,7 +1002,7 @@
         <w:rPr>
           <w:sz w:val="28"/>
         </w:rPr>
-        <w:t>Here is one real example, from the Apache Geode project.</w:t>
+        <w:t>Let me show you what one of these rewrites looks like. This is real code, from the Apache Geode project.</w:t>
       </w:r>
     </w:p>
     <w:p>
@@ -1014,7 +1038,7 @@
         <w:rPr>
           <w:sz w:val="28"/>
         </w:rPr>
-        <w:t>The tool only does this when the method returns nothing and its whole body is one if, without else.</w:t>
+        <w:t>The tool only does this when the method returns nothing, and its whole body is one if, without else.</w:t>
       </w:r>
     </w:p>
     <w:p>
@@ -1052,7 +1076,7 @@
         <w:rPr>
           <w:sz w:val="28"/>
         </w:rPr>
-        <w:t>So, the three answers.</w:t>
+        <w:t>Let me bring it all together. My three questions have three answers.</w:t>
       </w:r>
     </w:p>
     <w:p>
@@ -1100,7 +1124,7 @@
         <w:rPr>
           <w:sz w:val="28"/>
         </w:rPr>
-        <w:t>In practice, published thresholds are a starting point, not a final answer, and an automatic fix is a proposal that a developer reviews.</w:t>
+        <w:t>Why does this matter in practice? Published thresholds are a starting point, not a final answer. And an automatic fix is a proposal that a developer still reviews.</w:t>
       </w:r>
     </w:p>
     <w:p>
@@ -1112,7 +1136,7 @@
         <w:rPr>
           <w:sz w:val="28"/>
         </w:rPr>
-        <w:t>Next, I want to run the projects' own tests, support more fixes, and ask other developers to judge the changes.</w:t>
+        <w:t>And what comes next? I want to run the projects' own tests, support more fixes, and ask other developers to judge the changes.</w:t>
       </w:r>
     </w:p>
     <w:p>
